--- a/kirik/reports/Отчёт_ЛР_03.docx
+++ b/kirik/reports/Отчёт_ЛР_03.docx
@@ -232,9 +232,33 @@
     </w:p>
     <w:p>
       <w:pPr>
+        <w:pStyle w:val="Heading2"/>
+      </w:pPr>
+      <w:r>
+        <w:t xml:space="preserve">Системные уведомления</w:t>
+      </w:r>
+    </w:p>
+    <w:p>
+      <w:pPr>
         <w:pStyle w:val="Normal"/>
       </w:pPr>
       <w:r>
+        <w:t xml:space="preserve">TaskController сообщает taskChanged(QVariantMap) только при прикладном WSS-событии task.changed. SystemNotification.qml слушает этот сигнал и вызывает штатный Nemo.Notifications.publish(). Транспорт и контроллер не зависят от UI уведомлений. Полученный replacesId используется для замены одной записи; до 128 event_id защищают от повторов. POST/PATCH/DELETE получают отдельные заголовки. Heartbeat/resync и статусы соединения уведомлений не создают. Сохранены REST-синхронизация, offline-очередь и логика переподключения.</w:t>
+      </w:r>
+    </w:p>
+    <w:p>
+      <w:pPr>
+        <w:pStyle w:val="Normal"/>
+      </w:pPr>
+      <w:r>
+        <w:t xml:space="preserve">Сервис не содержит финансовых полей и не связан с исходным клиентом расходов. appName и appIcon соответствуют самостоятельному пакету ru.kirik.taskslab3. Публикация работает, пока процесс исполняется и WSS подключён; ОС определяет фактический показ баннера.</w:t>
+      </w:r>
+    </w:p>
+    <w:p>
+      <w:pPr>
+        <w:pStyle w:val="Normal"/>
+      </w:pPr>
+      <w:r>
         <w:t xml:space="preserve">Самостоятельный пакет ru.kirik.taskslab3; данные и настройки отделены от другого клиента. UI реализован на QML, логика — C++11/Qt 5.6, сервер — FastAPI. Сертификат проверяется по цепочке доверия и имени хоста.</w:t>
       </w:r>
     </w:p>
@@ -5207,7 +5231,7 @@
         <w:pStyle w:val="Code"/>
       </w:pPr>
       <w:r>
-        <w:t xml:space="preserve">            PageHeader { title: "Задачи · ЛР3"; description: "Лабораторная 3 · HTTPS / WSS" }</w:t>
+        <w:t xml:space="preserve">            PageHeader { title: "Задачи ЛР3" }</w:t>
       </w:r>
     </w:p>
     <w:p>
@@ -6160,6 +6184,14 @@
       <w:pPr>
         <w:pStyle w:val="Code"/>
       </w:pPr>
+      <w:r>
+        <w:t xml:space="preserve">import "services"</w:t>
+      </w:r>
+    </w:p>
+    <w:p>
+      <w:pPr>
+        <w:pStyle w:val="Code"/>
+      </w:pPr>
     </w:p>
     <w:p>
       <w:pPr>
@@ -6182,6 +6214,14 @@
         <w:pStyle w:val="Code"/>
       </w:pPr>
       <w:r>
+        <w:t xml:space="preserve">    SystemNotification { controller: tasksController }</w:t>
+      </w:r>
+    </w:p>
+    <w:p>
+      <w:pPr>
+        <w:pStyle w:val="Code"/>
+      </w:pPr>
+      <w:r>
         <w:t xml:space="preserve">    initialPage: Component { MainPage {} }</w:t>
       </w:r>
     </w:p>
@@ -6206,7 +6246,7 @@
         <w:pStyle w:val="Code"/>
       </w:pPr>
       <w:r>
-        <w:t xml:space="preserve">            Label { anchors.centerIn: parent; text: "Задачи · ЛР3\n" + tasksController.pendingCount + " в очереди"; horizontalAlignment: Text.AlignHCenter }</w:t>
+        <w:t xml:space="preserve">            Label { anchors.centerIn: parent; text: "Задачи ЛР3\n" + tasksController.pendingCount + " в очереди"; horizontalAlignment: Text.AlignHCenter }</w:t>
       </w:r>
     </w:p>
     <w:p>
@@ -6238,7 +6278,7 @@
         <w:pStyle w:val="Heading2"/>
       </w:pPr>
       <w:r>
-        <w:t xml:space="preserve">2.3.13. lab3/client/rpm/ru.kirik.taskslab3.spec</w:t>
+        <w:t xml:space="preserve">2.3.13. lab3/client/qml/services/SystemNotification.qml</w:t>
       </w:r>
     </w:p>
     <w:p>
@@ -6246,6 +6286,338 @@
         <w:pStyle w:val="Normal"/>
       </w:pPr>
       <w:r>
+        <w:t xml:space="preserve">Штатные уведомления ОС по task.changed, защита от повторов и замена предыдущей записи.</w:t>
+      </w:r>
+    </w:p>
+    <w:p>
+      <w:pPr>
+        <w:pStyle w:val="Code"/>
+      </w:pPr>
+      <w:r>
+        <w:t xml:space="preserve">import QtQml 2.2</w:t>
+      </w:r>
+    </w:p>
+    <w:p>
+      <w:pPr>
+        <w:pStyle w:val="Code"/>
+      </w:pPr>
+      <w:r>
+        <w:t xml:space="preserve">import Nemo.Notifications 1.0</w:t>
+      </w:r>
+    </w:p>
+    <w:p>
+      <w:pPr>
+        <w:pStyle w:val="Code"/>
+      </w:pPr>
+    </w:p>
+    <w:p>
+      <w:pPr>
+        <w:pStyle w:val="Code"/>
+      </w:pPr>
+      <w:r>
+        <w:t xml:space="preserve">Notification {</w:t>
+      </w:r>
+    </w:p>
+    <w:p>
+      <w:pPr>
+        <w:pStyle w:val="Code"/>
+      </w:pPr>
+      <w:r>
+        <w:t xml:space="preserve">    id: notification</w:t>
+      </w:r>
+    </w:p>
+    <w:p>
+      <w:pPr>
+        <w:pStyle w:val="Code"/>
+      </w:pPr>
+      <w:r>
+        <w:t xml:space="preserve">    property var controller: null</w:t>
+      </w:r>
+    </w:p>
+    <w:p>
+      <w:pPr>
+        <w:pStyle w:val="Code"/>
+      </w:pPr>
+      <w:r>
+        <w:t xml:space="preserve">    property var seen: []</w:t>
+      </w:r>
+    </w:p>
+    <w:p>
+      <w:pPr>
+        <w:pStyle w:val="Code"/>
+      </w:pPr>
+      <w:r>
+        <w:t xml:space="preserve">    property int publishedCount: 0</w:t>
+      </w:r>
+    </w:p>
+    <w:p>
+      <w:pPr>
+        <w:pStyle w:val="Code"/>
+      </w:pPr>
+      <w:r>
+        <w:t xml:space="preserve">    property string lastEventId: ""</w:t>
+      </w:r>
+    </w:p>
+    <w:p>
+      <w:pPr>
+        <w:pStyle w:val="Code"/>
+      </w:pPr>
+      <w:r>
+        <w:t xml:space="preserve">    appName: "Задачи ЛР3"</w:t>
+      </w:r>
+    </w:p>
+    <w:p>
+      <w:pPr>
+        <w:pStyle w:val="Code"/>
+      </w:pPr>
+      <w:r>
+        <w:t xml:space="preserve">    appIcon: "ru.kirik.taskslab3"</w:t>
+      </w:r>
+    </w:p>
+    <w:p>
+      <w:pPr>
+        <w:pStyle w:val="Code"/>
+      </w:pPr>
+      <w:r>
+        <w:t xml:space="preserve">    expireTimeout: -1</w:t>
+      </w:r>
+    </w:p>
+    <w:p>
+      <w:pPr>
+        <w:pStyle w:val="Code"/>
+      </w:pPr>
+      <w:r>
+        <w:t xml:space="preserve">    isTransient: false</w:t>
+      </w:r>
+    </w:p>
+    <w:p>
+      <w:pPr>
+        <w:pStyle w:val="Code"/>
+      </w:pPr>
+    </w:p>
+    <w:p>
+      <w:pPr>
+        <w:pStyle w:val="Code"/>
+      </w:pPr>
+      <w:r>
+        <w:t xml:space="preserve">    function notifyTask(event) {</w:t>
+      </w:r>
+    </w:p>
+    <w:p>
+      <w:pPr>
+        <w:pStyle w:val="Code"/>
+      </w:pPr>
+      <w:r>
+        <w:t xml:space="preserve">        var titles = {POST: "Задача добавлена", PATCH: "Задача изменена", DELETE: "Задача удалена"}</w:t>
+      </w:r>
+    </w:p>
+    <w:p>
+      <w:pPr>
+        <w:pStyle w:val="Code"/>
+      </w:pPr>
+      <w:r>
+        <w:t xml:space="preserve">        if (!event || event.type !== "task.changed" || !titles[event.action]) return</w:t>
+      </w:r>
+    </w:p>
+    <w:p>
+      <w:pPr>
+        <w:pStyle w:val="Code"/>
+      </w:pPr>
+      <w:r>
+        <w:t xml:space="preserve">        if (event.event_id &amp;&amp; seen.indexOf(event.event_id) !== -1) return</w:t>
+      </w:r>
+    </w:p>
+    <w:p>
+      <w:pPr>
+        <w:pStyle w:val="Code"/>
+      </w:pPr>
+      <w:r>
+        <w:t xml:space="preserve">        summary = titles[event.action]</w:t>
+      </w:r>
+    </w:p>
+    <w:p>
+      <w:pPr>
+        <w:pStyle w:val="Code"/>
+      </w:pPr>
+      <w:r>
+        <w:t xml:space="preserve">        body = "Изменения получены с сервера. Список задач обновляется."</w:t>
+      </w:r>
+    </w:p>
+    <w:p>
+      <w:pPr>
+        <w:pStyle w:val="Code"/>
+      </w:pPr>
+      <w:r>
+        <w:t xml:space="preserve">        previewSummary = summary</w:t>
+      </w:r>
+    </w:p>
+    <w:p>
+      <w:pPr>
+        <w:pStyle w:val="Code"/>
+      </w:pPr>
+      <w:r>
+        <w:t xml:space="preserve">        previewBody = body</w:t>
+      </w:r>
+    </w:p>
+    <w:p>
+      <w:pPr>
+        <w:pStyle w:val="Code"/>
+      </w:pPr>
+      <w:r>
+        <w:t xml:space="preserve">        timestamp = new Date()</w:t>
+      </w:r>
+    </w:p>
+    <w:p>
+      <w:pPr>
+        <w:pStyle w:val="Code"/>
+      </w:pPr>
+    </w:p>
+    <w:p>
+      <w:pPr>
+        <w:pStyle w:val="Code"/>
+      </w:pPr>
+      <w:r>
+        <w:t xml:space="preserve">        publish()</w:t>
+      </w:r>
+    </w:p>
+    <w:p>
+      <w:pPr>
+        <w:pStyle w:val="Code"/>
+      </w:pPr>
+      <w:r>
+        <w:t xml:space="preserve">        if (replacesId) {</w:t>
+      </w:r>
+    </w:p>
+    <w:p>
+      <w:pPr>
+        <w:pStyle w:val="Code"/>
+      </w:pPr>
+      <w:r>
+        <w:t xml:space="preserve">            lastEventId = event.event_id || ""</w:t>
+      </w:r>
+    </w:p>
+    <w:p>
+      <w:pPr>
+        <w:pStyle w:val="Code"/>
+      </w:pPr>
+      <w:r>
+        <w:t xml:space="preserve">            if (lastEventId) {</w:t>
+      </w:r>
+    </w:p>
+    <w:p>
+      <w:pPr>
+        <w:pStyle w:val="Code"/>
+      </w:pPr>
+      <w:r>
+        <w:t xml:space="preserve">                if (seen.length &gt;= 128) seen.shift()</w:t>
+      </w:r>
+    </w:p>
+    <w:p>
+      <w:pPr>
+        <w:pStyle w:val="Code"/>
+      </w:pPr>
+      <w:r>
+        <w:t xml:space="preserve">                seen.push(lastEventId)</w:t>
+      </w:r>
+    </w:p>
+    <w:p>
+      <w:pPr>
+        <w:pStyle w:val="Code"/>
+      </w:pPr>
+      <w:r>
+        <w:t xml:space="preserve">            }</w:t>
+      </w:r>
+    </w:p>
+    <w:p>
+      <w:pPr>
+        <w:pStyle w:val="Code"/>
+      </w:pPr>
+      <w:r>
+        <w:t xml:space="preserve">            publishedCount += 1</w:t>
+      </w:r>
+    </w:p>
+    <w:p>
+      <w:pPr>
+        <w:pStyle w:val="Code"/>
+      </w:pPr>
+      <w:r>
+        <w:t xml:space="preserve">            console.info("System notification published: " + replacesId + " " + event.action)</w:t>
+      </w:r>
+    </w:p>
+    <w:p>
+      <w:pPr>
+        <w:pStyle w:val="Code"/>
+      </w:pPr>
+      <w:r>
+        <w:t xml:space="preserve">        } else console.warn("Notification manager did not return an ID")</w:t>
+      </w:r>
+    </w:p>
+    <w:p>
+      <w:pPr>
+        <w:pStyle w:val="Code"/>
+      </w:pPr>
+      <w:r>
+        <w:t xml:space="preserve">    }</w:t>
+      </w:r>
+    </w:p>
+    <w:p>
+      <w:pPr>
+        <w:pStyle w:val="Code"/>
+      </w:pPr>
+    </w:p>
+    <w:p>
+      <w:pPr>
+        <w:pStyle w:val="Code"/>
+      </w:pPr>
+      <w:r>
+        <w:t xml:space="preserve">    property Connections subscription: Connections {</w:t>
+      </w:r>
+    </w:p>
+    <w:p>
+      <w:pPr>
+        <w:pStyle w:val="Code"/>
+      </w:pPr>
+      <w:r>
+        <w:t xml:space="preserve">        target: notification.controller</w:t>
+      </w:r>
+    </w:p>
+    <w:p>
+      <w:pPr>
+        <w:pStyle w:val="Code"/>
+      </w:pPr>
+      <w:r>
+        <w:t xml:space="preserve">        onTaskChanged: notification.notifyTask(event)</w:t>
+      </w:r>
+    </w:p>
+    <w:p>
+      <w:pPr>
+        <w:pStyle w:val="Code"/>
+      </w:pPr>
+      <w:r>
+        <w:t xml:space="preserve">    }</w:t>
+      </w:r>
+    </w:p>
+    <w:p>
+      <w:pPr>
+        <w:pStyle w:val="Code"/>
+      </w:pPr>
+      <w:r>
+        <w:t xml:space="preserve">}</w:t>
+      </w:r>
+    </w:p>
+    <w:p>
+      <w:pPr>
+        <w:pStyle w:val="Heading2"/>
+      </w:pPr>
+      <w:r>
+        <w:t xml:space="preserve">2.3.14. lab3/client/rpm/ru.kirik.taskslab3.spec</w:t>
+      </w:r>
+    </w:p>
+    <w:p>
+      <w:pPr>
+        <w:pStyle w:val="Normal"/>
+      </w:pPr>
+      <w:r>
         <w:t xml:space="preserve">Сборка и упаковка RPM.</w:t>
       </w:r>
     </w:p>
@@ -6278,7 +6650,7 @@
         <w:pStyle w:val="Code"/>
       </w:pPr>
       <w:r>
-        <w:t xml:space="preserve">Release: 10</w:t>
+        <w:t xml:space="preserve">Release: 11</w:t>
       </w:r>
     </w:p>
     <w:p>
@@ -6342,6 +6714,14 @@
         <w:pStyle w:val="Code"/>
       </w:pPr>
       <w:r>
+        <w:t xml:space="preserve">Requires: nemo-qml-plugin-notifications-qt5</w:t>
+      </w:r>
+    </w:p>
+    <w:p>
+      <w:pPr>
+        <w:pStyle w:val="Code"/>
+      </w:pPr>
+      <w:r>
         <w:t xml:space="preserve">BuildRequires: pkgconfig(auroraapp)</w:t>
       </w:r>
     </w:p>
@@ -6588,7 +6968,7 @@
         <w:pStyle w:val="Heading2"/>
       </w:pPr>
       <w:r>
-        <w:t xml:space="preserve">2.3.14. lab3/client/ru.kirik.taskslab3.desktop</w:t>
+        <w:t xml:space="preserve">2.3.15. lab3/client/ru.kirik.taskslab3.desktop</w:t>
       </w:r>
     </w:p>
     <w:p>
@@ -6644,7 +7024,7 @@
         <w:pStyle w:val="Code"/>
       </w:pPr>
       <w:r>
-        <w:t xml:space="preserve">Name=Задачи · ЛР3</w:t>
+        <w:t xml:space="preserve">Name=Задачи ЛР3</w:t>
       </w:r>
     </w:p>
     <w:p>
@@ -6697,7 +7077,7 @@
         <w:pStyle w:val="Heading2"/>
       </w:pPr>
       <w:r>
-        <w:t xml:space="preserve">2.3.15. lab3/client/ru.kirik.taskslab3.pro</w:t>
+        <w:t xml:space="preserve">2.3.16. lab3/client/ru.kirik.taskslab3.pro</w:t>
       </w:r>
     </w:p>
     <w:p>
@@ -6817,7 +7197,7 @@
         <w:pStyle w:val="Heading2"/>
       </w:pPr>
       <w:r>
-        <w:t xml:space="preserve">2.3.16. lab3/client/services/PushSocket.qml</w:t>
+        <w:t xml:space="preserve">2.3.17. lab3/client/services/PushSocket.qml</w:t>
       </w:r>
     </w:p>
     <w:p>
@@ -6990,7 +7370,7 @@
         <w:pStyle w:val="Heading2"/>
       </w:pPr>
       <w:r>
-        <w:t xml:space="preserve">2.3.17. lab3/client/services.qrc</w:t>
+        <w:t xml:space="preserve">2.3.18. lab3/client/services.qrc</w:t>
       </w:r>
     </w:p>
     <w:p>
@@ -7006,7 +7386,7 @@
         <w:pStyle w:val="Code"/>
       </w:pPr>
       <w:r>
-        <w:t xml:space="preserve">&lt;RCC&gt;&lt;qresource prefix="/services"&gt;&lt;file alias="PushSocket.qml"&gt;services/PushSocket.qml&lt;/file&gt;&lt;/qresource&gt;&lt;/RCC&gt;</w:t>
+        <w:t xml:space="preserve">&lt;RCC&gt;&lt;qresource prefix="/services"&gt;&lt;file alias="PushSocket.qml"&gt;services/PushSocket.qml&lt;/file&gt;&lt;file alias="SystemNotification.qml"&gt;qml/services/SystemNotification.qml&lt;/file&gt;&lt;/qresource&gt;&lt;/RCC&gt;</w:t>
       </w:r>
     </w:p>
     <w:p>
@@ -7014,7 +7394,7 @@
         <w:pStyle w:val="Heading2"/>
       </w:pPr>
       <w:r>
-        <w:t xml:space="preserve">2.3.18. lab3/client/src/apiclient.cpp</w:t>
+        <w:t xml:space="preserve">2.3.19. lab3/client/src/apiclient.cpp</w:t>
       </w:r>
     </w:p>
     <w:p>
@@ -7657,7 +8037,7 @@
         <w:pStyle w:val="Heading2"/>
       </w:pPr>
       <w:r>
-        <w:t xml:space="preserve">2.3.19. lab3/client/src/apiclient.h</w:t>
+        <w:t xml:space="preserve">2.3.20. lab3/client/src/apiclient.h</w:t>
       </w:r>
     </w:p>
     <w:p>
@@ -7883,7 +8263,7 @@
         <w:pStyle w:val="Heading2"/>
       </w:pPr>
       <w:r>
-        <w:t xml:space="preserve">2.3.20. lab3/client/src/localstore.cpp</w:t>
+        <w:t xml:space="preserve">2.3.21. lab3/client/src/localstore.cpp</w:t>
       </w:r>
     </w:p>
     <w:p>
@@ -9105,7 +9485,7 @@
         <w:pStyle w:val="Heading2"/>
       </w:pPr>
       <w:r>
-        <w:t xml:space="preserve">2.3.21. lab3/client/src/localstore.h</w:t>
+        <w:t xml:space="preserve">2.3.22. lab3/client/src/localstore.h</w:t>
       </w:r>
     </w:p>
     <w:p>
@@ -9334,7 +9714,7 @@
         <w:pStyle w:val="Heading2"/>
       </w:pPr>
       <w:r>
-        <w:t xml:space="preserve">2.3.22. lab3/client/src/main.cpp</w:t>
+        <w:t xml:space="preserve">2.3.23. lab3/client/src/main.cpp</w:t>
       </w:r>
     </w:p>
     <w:p>
@@ -9563,7 +9943,7 @@
         <w:pStyle w:val="Heading2"/>
       </w:pPr>
       <w:r>
-        <w:t xml:space="preserve">2.3.23. lab3/client/src/pushservice.cpp</w:t>
+        <w:t xml:space="preserve">2.3.24. lab3/client/src/pushservice.cpp</w:t>
       </w:r>
     </w:p>
     <w:p>
@@ -10462,7 +10842,7 @@
         <w:pStyle w:val="Heading2"/>
       </w:pPr>
       <w:r>
-        <w:t xml:space="preserve">2.3.24. lab3/client/src/pushservice.h</w:t>
+        <w:t xml:space="preserve">2.3.25. lab3/client/src/pushservice.h</w:t>
       </w:r>
     </w:p>
     <w:p>
@@ -10763,7 +11143,7 @@
         <w:pStyle w:val="Heading2"/>
       </w:pPr>
       <w:r>
-        <w:t xml:space="preserve">2.3.25. lab3/client/src/taskcontroller.cpp</w:t>
+        <w:t xml:space="preserve">2.3.26. lab3/client/src/taskcontroller.cpp</w:t>
       </w:r>
     </w:p>
     <w:p>
@@ -10981,6 +11361,14 @@
         <w:pStyle w:val="Code"/>
       </w:pPr>
       <w:r>
+        <w:t xml:space="preserve">            emit taskChanged(event.toVariantMap());</w:t>
+      </w:r>
+    </w:p>
+    <w:p>
+      <w:pPr>
+        <w:pStyle w:val="Code"/>
+      </w:pPr>
+      <w:r>
         <w:t xml:space="preserve">        }</w:t>
       </w:r>
     </w:p>
@@ -12374,7 +12762,7 @@
         <w:pStyle w:val="Heading2"/>
       </w:pPr>
       <w:r>
-        <w:t xml:space="preserve">2.3.26. lab3/client/src/taskcontroller.h</w:t>
+        <w:t xml:space="preserve">2.3.27. lab3/client/src/taskcontroller.h</w:t>
       </w:r>
     </w:p>
     <w:p>
@@ -12786,6 +13174,19 @@
       <w:pPr>
         <w:pStyle w:val="Code"/>
       </w:pPr>
+    </w:p>
+    <w:p>
+      <w:pPr>
+        <w:pStyle w:val="Code"/>
+      </w:pPr>
+      <w:r>
+        <w:t xml:space="preserve">    void taskChanged(QVariantMap event);</w:t>
+      </w:r>
+    </w:p>
+    <w:p>
+      <w:pPr>
+        <w:pStyle w:val="Code"/>
+      </w:pPr>
       <w:r>
         <w:t xml:space="preserve">private:</w:t>
       </w:r>
@@ -12923,7 +13324,7 @@
         <w:pStyle w:val="Heading2"/>
       </w:pPr>
       <w:r>
-        <w:t xml:space="preserve">2.3.27. lab3/deploy/nginx/blue.conf</w:t>
+        <w:t xml:space="preserve">2.3.28. lab3/deploy/nginx/blue.conf</w:t>
       </w:r>
     </w:p>
     <w:p>
@@ -12971,7 +13372,7 @@
         <w:pStyle w:val="Heading2"/>
       </w:pPr>
       <w:r>
-        <w:t xml:space="preserve">2.3.28. lab3/deploy/nginx/green.conf</w:t>
+        <w:t xml:space="preserve">2.3.29. lab3/deploy/nginx/green.conf</w:t>
       </w:r>
     </w:p>
     <w:p>
@@ -13019,7 +13420,7 @@
         <w:pStyle w:val="Heading2"/>
       </w:pPr>
       <w:r>
-        <w:t xml:space="preserve">2.3.29. lab3/deploy/nginx/kirik-tasks.conf</w:t>
+        <w:t xml:space="preserve">2.3.30. lab3/deploy/nginx/kirik-tasks.conf</w:t>
       </w:r>
     </w:p>
     <w:p>
@@ -13314,7 +13715,7 @@
         <w:pStyle w:val="Heading2"/>
       </w:pPr>
       <w:r>
-        <w:t xml:space="preserve">2.3.30. lab3/deploy/scripts/exercise-cluster.py</w:t>
+        <w:t xml:space="preserve">2.3.31. lab3/deploy/scripts/exercise-cluster.py</w:t>
       </w:r>
     </w:p>
     <w:p>
@@ -14464,7 +14865,7 @@
         <w:pStyle w:val="Heading2"/>
       </w:pPr>
       <w:r>
-        <w:t xml:space="preserve">2.3.31. lab3/deploy/scripts/install-host.sh</w:t>
+        <w:t xml:space="preserve">2.3.32. lab3/deploy/scripts/install-host.sh</w:t>
       </w:r>
     </w:p>
     <w:p>
@@ -15010,7 +15411,7 @@
         <w:pStyle w:val="Heading2"/>
       </w:pPr>
       <w:r>
-        <w:t xml:space="preserve">2.3.32. lab3/deploy/scripts/stage-release.sh</w:t>
+        <w:t xml:space="preserve">2.3.33. lab3/deploy/scripts/stage-release.sh</w:t>
       </w:r>
     </w:p>
     <w:p>
@@ -15279,7 +15680,7 @@
         <w:pStyle w:val="Heading2"/>
       </w:pPr>
       <w:r>
-        <w:t xml:space="preserve">2.3.33. lab3/deploy/scripts/switch-release.sh</w:t>
+        <w:t xml:space="preserve">2.3.34. lab3/deploy/scripts/switch-release.sh</w:t>
       </w:r>
     </w:p>
     <w:p>
@@ -15516,7 +15917,7 @@
         <w:pStyle w:val="Heading2"/>
       </w:pPr>
       <w:r>
-        <w:t xml:space="preserve">2.3.34. lab3/deploy/systemd/kirik-tasks@.service</w:t>
+        <w:t xml:space="preserve">2.3.35. lab3/deploy/systemd/kirik-tasks@.service</w:t>
       </w:r>
     </w:p>
     <w:p>
@@ -15734,7 +16135,7 @@
         <w:pStyle w:val="Heading2"/>
       </w:pPr>
       <w:r>
-        <w:t xml:space="preserve">2.3.35. lab3/tools/build-client.sh</w:t>
+        <w:t xml:space="preserve">2.3.36. lab3/tools/build-client.sh</w:t>
       </w:r>
     </w:p>
     <w:p>
@@ -15907,7 +16308,7 @@
         <w:pStyle w:val="Heading2"/>
       </w:pPr>
       <w:r>
-        <w:t xml:space="preserve">2.3.36. lab3/tools/sign_package.sh</w:t>
+        <w:t xml:space="preserve">2.3.37. lab3/tools/sign_package.sh</w:t>
       </w:r>
     </w:p>
     <w:p>
@@ -16004,6 +16405,54 @@
       </w:pPr>
       <w:r>
         <w:t xml:space="preserve">Проверенные адреса: телефон SSH 192.168.2.16; сервер https://192.168.0.104:9543. Полноценная перезагрузка ПК/телефона и ручной CRUD в браузере Авроры для варианта 1 отдельно не выполнялись. Остальной ручной сценарий находится в DEMONSTRATION.md. Снимки экрана телефона не создаются по политике безопасности устройства.</w:t>
+      </w:r>
+    </w:p>
+    <w:p>
+      <w:pPr>
+        <w:pStyle w:val="Heading2"/>
+      </w:pPr>
+      <w:r>
+        <w:t xml:space="preserve">Оформление клиента · 26 октября 2026</w:t>
+      </w:r>
+    </w:p>
+    <w:p>
+      <w:pPr>
+        <w:pStyle w:val="Normal"/>
+      </w:pPr>
+      <w:r>
+        <w:t xml:space="preserve">Технический подзаголовок убран. На главном экране и в меню приложения используется название «Задачи ЛР3». Обновление подписано и установлено с сохранением данных. Установленный MainPage.qml проверен по SSH.</w:t>
+      </w:r>
+    </w:p>
+    <w:p>
+      <w:pPr>
+        <w:pStyle w:val="Heading2"/>
+      </w:pPr>
+      <w:r>
+        <w:t xml:space="preserve">Системные уведомления · 26 октября 2026</w:t>
+      </w:r>
+    </w:p>
+    <w:p>
+      <w:pPr>
+        <w:pStyle w:val="Normal"/>
+      </w:pPr>
+      <w:r>
+        <w:t xml:space="preserve">Клиент ru.kirik.taskslab3 обновлён до 2.0.0-11. На реальном телефоне проверена цепочка внешний POST/PATCH/DELETE задач → WSS task.changed → сигнал TaskController → SystemNotification → системный диспетчер Авроры. Диспетчер вернул ненулевой ID 105; PATCH/DELETE заменяли ту же запись. Проверены previewSummary, защита от повторного event_id и игнорирование heartbeat. После проверки тестовое уведомление закрыто. Журнал: [notification-validation.txt](notification-validation.txt), PASS system notifications.</w:t>
+      </w:r>
+    </w:p>
+    <w:p>
+      <w:pPr>
+        <w:pStyle w:val="Normal"/>
+      </w:pPr>
+      <w:r>
+        <w:t xml:space="preserve">Повторно прошли SQLite, offline CRUD, восстановление очереди, конфликты, HTTPS, ETag и WSS-обновления. Первый прогон завис на восстановлении контроллера Qt 5.6; после проверки доступности сервера и перезапуска тестового процесса повторный прогон прошёл. Первоначальный вывод сохранён в notification-validation-initial.txt. Успех повторного прогона не означает, что причина первоначального зависания полностью устранена.</w:t>
+      </w:r>
+    </w:p>
+    <w:p>
+      <w:pPr>
+        <w:pStyle w:val="Normal"/>
+      </w:pPr>
+      <w:r>
+        <w:t xml:space="preserve">Запись уведомления и preview-текст формируются отдельно от UI и транспорта. Видимость баннера зависит от политики и настроек ОС; визуальное подтверждение именно для клиента задач отдельно не запрашивалось. После полного закрытия процесса WSS и получение новых уведомлений не работают. Вариант 6 и ЛР1 не менялись.</w:t>
       </w:r>
     </w:p>
     <w:p>
